--- a/data/generated_papers/Set_A_P-1773425825-A.docx
+++ b/data/generated_papers/Set_A_P-1773425825-A.docx
@@ -20,7 +20,7 @@
           <w:color w:val="64748B"/>
           <w:sz w:val="20"/>
         </w:rPr>
-        <w:t>Paper: Mid Term Examination - Set A  |  Duration: 3 Hours  |  Max Marks: 32  |  Date: 13-03-2026</w:t>
+        <w:t>Paper: Mid Term Examination - Set A  |  Duration: 3 Hours  |  Max Marks: 32  |  Date: 14-03-2026</w:t>
       </w:r>
     </w:p>
     <w:p>
